--- a/report/PG student AI declaration (completed).docx
+++ b/report/PG student AI declaration (completed).docx
@@ -1804,20 +1804,248 @@
       </w:r>
     </w:p>
     <w:p>
-      <w:r>
-        <w:t>The full record of AI instructions and decisions is kept in the project's supervision log.</w:t>
-      </w:r>
-    </w:p>
-    <w:p>
-      <w:r>
-        <w:t>Curated prompts: [to be added by Zayd]</w:t>
+      <w:pPr>
+        <w:spacing w:after="120" w:line="252" w:lineRule="auto"/>
+      </w:pPr>
+      <w:r>
+        <w:rPr>
+          <w:rFonts w:ascii="Arial" w:hAnsi="Arial"/>
+          <w:sz w:val="18"/>
+        </w:rPr>
+        <w:t>AI tools were used under a fixed division of roles: an AI supervisor (ChatGPT, later Claude) proposed experiments and ruled on results in a written, append-only supervision log; Claude Code wrote and ran code and cluster jobs; Codex reviewed and committed changes. Every experiment, job submission and commit required my explicit approval. The full log is kept in the project repository. Representative prompts follow.</w:t>
+      </w:r>
+    </w:p>
+    <w:p>
+      <w:pPr>
+        <w:spacing w:after="80"/>
+      </w:pPr>
+      <w:r>
+        <w:rPr>
+          <w:rFonts w:ascii="Arial" w:hAnsi="Arial"/>
+          <w:i/>
+          <w:sz w:val="16"/>
+        </w:rPr>
+        <w:t>Selected prompts are quoted as written; [...] marks omitted text.</w:t>
+      </w:r>
+    </w:p>
+    <w:p>
+      <w:pPr>
+        <w:keepNext/>
+        <w:spacing w:before="100" w:after="40"/>
+      </w:pPr>
+      <w:r>
+        <w:rPr>
+          <w:rFonts w:ascii="Arial" w:hAnsi="Arial"/>
+          <w:b/>
+          <w:sz w:val="19"/>
+        </w:rPr>
+        <w:t>Review</w:t>
+      </w:r>
+    </w:p>
+    <w:p>
+      <w:pPr>
+        <w:spacing w:after="60" w:line="247" w:lineRule="auto"/>
+        <w:ind w:left="198" w:hanging="170"/>
+      </w:pPr>
+      <w:r>
+        <w:rPr>
+          <w:rFonts w:ascii="Arial" w:hAnsi="Arial"/>
+          <w:sz w:val="17"/>
+        </w:rPr>
+        <w:t>• "check what me and codex did"</w:t>
+      </w:r>
+    </w:p>
+    <w:p>
+      <w:pPr>
+        <w:spacing w:after="60" w:line="247" w:lineRule="auto"/>
+        <w:ind w:left="198" w:hanging="170"/>
+      </w:pPr>
+      <w:r>
+        <w:rPr>
+          <w:rFonts w:ascii="Arial" w:hAnsi="Arial"/>
+          <w:sz w:val="17"/>
+        </w:rPr>
+        <w:t>• "Have a look because I asked Codex [...] give me the code prompt to [...] double check everything"</w:t>
+      </w:r>
+    </w:p>
+    <w:p>
+      <w:pPr>
+        <w:spacing w:after="60" w:line="247" w:lineRule="auto"/>
+        <w:ind w:left="198" w:hanging="170"/>
+      </w:pPr>
+      <w:r>
+        <w:rPr>
+          <w:rFonts w:ascii="Arial" w:hAnsi="Arial"/>
+          <w:sz w:val="17"/>
+        </w:rPr>
+        <w:t>• "Did we have a page limit? Hairong said the limit is 8 pages [...]" / "You did read the proposal to see what I said and how it was said there right?"</w:t>
+      </w:r>
+    </w:p>
+    <w:p>
+      <w:pPr>
+        <w:keepNext/>
+        <w:spacing w:before="100" w:after="40"/>
+      </w:pPr>
+      <w:r>
+        <w:rPr>
+          <w:rFonts w:ascii="Arial" w:hAnsi="Arial"/>
+          <w:b/>
+          <w:sz w:val="19"/>
+        </w:rPr>
+        <w:t>Graphs and figures</w:t>
+      </w:r>
+    </w:p>
+    <w:p>
+      <w:pPr>
+        <w:spacing w:after="60" w:line="247" w:lineRule="auto"/>
+        <w:ind w:left="198" w:hanging="170"/>
+      </w:pPr>
+      <w:r>
+        <w:rPr>
+          <w:rFonts w:ascii="Arial" w:hAnsi="Arial"/>
+          <w:sz w:val="17"/>
+        </w:rPr>
+        <w:t>• "Does figure 5 hold any significant meaning and really add that much to the report? [...] I would like the runtime graph, that is cool."</w:t>
+      </w:r>
+    </w:p>
+    <w:p>
+      <w:pPr>
+        <w:spacing w:after="60" w:line="247" w:lineRule="auto"/>
+        <w:ind w:left="198" w:hanging="170"/>
+      </w:pPr>
+      <w:r>
+        <w:rPr>
+          <w:rFonts w:ascii="Arial" w:hAnsi="Arial"/>
+          <w:sz w:val="17"/>
+        </w:rPr>
+        <w:t>• "Also dont we have the architecture in pdf form somewhere where I asked you to make them a while ago in latex?"</w:t>
+      </w:r>
+    </w:p>
+    <w:p>
+      <w:pPr>
+        <w:spacing w:after="60" w:line="247" w:lineRule="auto"/>
+        <w:ind w:left="198" w:hanging="170"/>
+      </w:pPr>
+      <w:r>
+        <w:rPr>
+          <w:rFonts w:ascii="Arial" w:hAnsi="Arial"/>
+          <w:sz w:val="17"/>
+        </w:rPr>
+        <w:t>• "Would we not want to include images of the actual dataset or is that not something this paper needs?"</w:t>
+      </w:r>
+    </w:p>
+    <w:p>
+      <w:pPr>
+        <w:keepNext/>
+        <w:spacing w:before="100" w:after="40"/>
+      </w:pPr>
+      <w:r>
+        <w:rPr>
+          <w:rFonts w:ascii="Arial" w:hAnsi="Arial"/>
+          <w:b/>
+          <w:sz w:val="19"/>
+        </w:rPr>
+        <w:t>Commit messages and cluster commands</w:t>
+      </w:r>
+    </w:p>
+    <w:p>
+      <w:pPr>
+        <w:spacing w:after="60" w:line="247" w:lineRule="auto"/>
+        <w:ind w:left="198" w:hanging="170"/>
+      </w:pPr>
+      <w:r>
+        <w:rPr>
+          <w:rFonts w:ascii="Arial" w:hAnsi="Arial"/>
+          <w:sz w:val="17"/>
+        </w:rPr>
+        <w:t>• "I may need you to just give me the commands and a very concise message instead [...]. You know that there are some stuff that I just don't want to have included in a commit message right, like the AI names or dates."</w:t>
+      </w:r>
+    </w:p>
+    <w:p>
+      <w:pPr>
+        <w:spacing w:after="60" w:line="247" w:lineRule="auto"/>
+        <w:ind w:left="198" w:hanging="170"/>
+      </w:pPr>
+      <w:r>
+        <w:rPr>
+          <w:rFonts w:ascii="Arial" w:hAnsi="Arial"/>
+          <w:sz w:val="17"/>
+        </w:rPr>
+        <w:t>• "bigbatch seems to be overloaded again so can we use batch or do we need bigbatch for these?"</w:t>
+      </w:r>
+    </w:p>
+    <w:p>
+      <w:pPr>
+        <w:spacing w:after="60" w:line="247" w:lineRule="auto"/>
+        <w:ind w:left="198" w:hanging="170"/>
+      </w:pPr>
+      <w:r>
+        <w:rPr>
+          <w:rFonts w:ascii="Arial" w:hAnsi="Arial"/>
+          <w:sz w:val="17"/>
+        </w:rPr>
+        <w:t>• "Why did we tie the rcc jobs to nodes [...] do we need exclusive nodes? [...] can we not run it all on batch?"</w:t>
+      </w:r>
+    </w:p>
+    <w:p>
+      <w:pPr>
+        <w:keepNext/>
+        <w:spacing w:before="100" w:after="40"/>
+      </w:pPr>
+      <w:r>
+        <w:rPr>
+          <w:rFonts w:ascii="Arial" w:hAnsi="Arial"/>
+          <w:b/>
+          <w:sz w:val="19"/>
+        </w:rPr>
+        <w:t>Notion and documentation</w:t>
+      </w:r>
+    </w:p>
+    <w:p>
+      <w:pPr>
+        <w:spacing w:after="60" w:line="247" w:lineRule="auto"/>
+        <w:ind w:left="198" w:hanging="170"/>
+      </w:pPr>
+      <w:r>
+        <w:rPr>
+          <w:rFonts w:ascii="Arial" w:hAnsi="Arial"/>
+          <w:sz w:val="17"/>
+        </w:rPr>
+        <w:t>• "Add the plan to the Notion and docs."</w:t>
+      </w:r>
+    </w:p>
+    <w:p>
+      <w:pPr>
+        <w:spacing w:after="60" w:line="247" w:lineRule="auto"/>
+        <w:ind w:left="198" w:hanging="170"/>
+      </w:pPr>
+      <w:r>
+        <w:rPr>
+          <w:rFonts w:ascii="Arial" w:hAnsi="Arial"/>
+          <w:sz w:val="17"/>
+        </w:rPr>
+        <w:t>• "Ok I'll just let it run through the night [...] make a note of everything [...] update the Notion."</w:t>
+      </w:r>
+    </w:p>
+    <w:p>
+      <w:pPr>
+        <w:spacing w:after="60" w:line="247" w:lineRule="auto"/>
+        <w:ind w:left="198" w:hanging="170"/>
+      </w:pPr>
+      <w:r>
+        <w:rPr>
+          <w:rFonts w:ascii="Arial" w:hAnsi="Arial"/>
+          <w:sz w:val="17"/>
+        </w:rPr>
+        <w:t>• "Change task 10 to exclude the report and then let's make a bunch of new tasks for the report."</w:t>
       </w:r>
     </w:p>
     <w:sectPr>
-      <w:headerReference w:type="default" r:id="rId9"/>
+      <w:headerReference w:type="first" r:id="rId9"/>
       <w:pgSz w:w="11906" w:h="16838"/>
       <w:pgMar w:top="1440" w:right="1440" w:bottom="1440" w:left="1440" w:header="708" w:footer="708" w:gutter="0"/>
       <w:cols w:space="708"/>
+      <w:titlePg/>
       <w:docGrid w:linePitch="360"/>
     </w:sectPr>
   </w:body>
